--- a/examples/cli/visualize/out/edited/clean.docx
+++ b/examples/cli/visualize/out/edited/clean.docx
@@ -58,42 +58,42 @@
       <w:r>
         <w:t xml:space="preserve"> and a </w:t>
       </w:r>
-      <w:del w:id="2" w:author="Ann Counsel" w:date="2026-10-01T09:00:00Z">
+      <w:ins w:id="2" w:author="Ann Counsel" w:date="2026-10-01T09:00:00Z">
+        <w:r>
+          <w:t xml:space="preserve">monthly</w:t>
+        </w:r>
+      </w:ins>
+      <w:del w:id="3" w:author="Ann Counsel" w:date="2026-10-01T09:00:00Z">
         <w:r>
           <w:delText xml:space="preserve">weekly</w:delText>
         </w:r>
       </w:del>
-      <w:ins w:id="3" w:author="Ann Counsel" w:date="2026-10-01T09:00:00Z">
-        <w:r>
-          <w:t xml:space="preserve">monthly</w:t>
+      <w:r>
+        <w:t xml:space="preserve"> review call.</w:t>
+      </w:r>
+    </w:p>
+    <w:p>
+      <w:pPr>
+        <w:pStyle w:val="Heading2"/>
+      </w:pPr>
+      <w:r>
+        <w:t xml:space="preserve">2. Fees</w:t>
+      </w:r>
+    </w:p>
+    <w:p>
+      <w:r>
+        <w:t xml:space="preserve">Client shall pay each invoice within </w:t>
+      </w:r>
+      <w:ins w:id="4" w:author="Ann Counsel" w:date="2026-10-01T09:00:00Z">
+        <w:r>
+          <w:t xml:space="preserve">forty-five</w:t>
         </w:r>
       </w:ins>
-      <w:r>
-        <w:t xml:space="preserve"> review call.</w:t>
-      </w:r>
-    </w:p>
-    <w:p>
-      <w:pPr>
-        <w:pStyle w:val="Heading2"/>
-      </w:pPr>
-      <w:r>
-        <w:t xml:space="preserve">2. Fees</w:t>
-      </w:r>
-    </w:p>
-    <w:p>
-      <w:r>
-        <w:t xml:space="preserve">Client shall pay each invoice within </w:t>
-      </w:r>
-      <w:del w:id="4" w:author="Ann Counsel" w:date="2026-10-01T09:00:00Z">
+      <w:del w:id="5" w:author="Ann Counsel" w:date="2026-10-01T09:00:00Z">
         <w:r>
           <w:delText xml:space="preserve">thirty</w:delText>
         </w:r>
       </w:del>
-      <w:ins w:id="5" w:author="Ann Counsel" w:date="2026-10-01T09:00:00Z">
-        <w:r>
-          <w:t xml:space="preserve">forty-five</w:t>
-        </w:r>
-      </w:ins>
       <w:r>
         <w:t xml:space="preserve"> days of receipt.</w:t>
       </w:r>
@@ -151,7 +151,6 @@
     </w:p>
     <w:tbl>
       <w:tblPr>
-        <w:tblStyle w:val="TableGrid"/>
         <w:tblW w:w="5000" w:type="pct"/>
         <w:tblLook w:val="04A0" w:firstRow="1" w:lastRow="0" w:firstColumn="1" w:lastColumn="0" w:noHBand="0" w:noVBand="1"/>
       </w:tblPr>
@@ -211,16 +210,16 @@
             <w:tcW w:w="3120" w:type="dxa"/>
           </w:tcPr>
           <w:p>
-            <w:del w:id="8" w:author="Ann Counsel" w:date="2026-10-01T09:00:00Z">
+            <w:ins w:id="8" w:author="Ann Counsel" w:date="2026-10-01T09:00:00Z">
+              <w:r>
+                <w:t xml:space="preserve">Day 15</w:t>
+              </w:r>
+            </w:ins>
+            <w:del w:id="9" w:author="Ann Counsel" w:date="2026-10-01T09:00:00Z">
               <w:r>
                 <w:delText xml:space="preserve">Day 10</w:delText>
               </w:r>
             </w:del>
-            <w:ins w:id="9" w:author="Ann Counsel" w:date="2026-10-01T09:00:00Z">
-              <w:r>
-                <w:t xml:space="preserve">Day 15</w:t>
-              </w:r>
-            </w:ins>
           </w:p>
         </w:tc>
         <w:tc>
@@ -475,24 +474,6 @@
     <w:name w:val="Normal"/>
     <w:qFormat/>
   </w:style>
-  <w:style w:type="table" w:styleId="TableGrid">
-    <w:name w:val="Table Grid"/>
-    <w:basedOn w:val="TableNormal"/>
-    <w:uiPriority w:val="39"/>
-    <w:pPr>
-      <w:spacing w:after="0" w:line="240" w:lineRule="auto"/>
-    </w:pPr>
-    <w:tblPr>
-      <w:tblBorders>
-        <w:top w:val="single" w:sz="4" w:space="0" w:color="auto"/>
-        <w:left w:val="single" w:sz="4" w:space="0" w:color="auto"/>
-        <w:bottom w:val="single" w:sz="4" w:space="0" w:color="auto"/>
-        <w:right w:val="single" w:sz="4" w:space="0" w:color="auto"/>
-        <w:insideH w:val="single" w:sz="4" w:space="0" w:color="auto"/>
-        <w:insideV w:val="single" w:sz="4" w:space="0" w:color="auto"/>
-      </w:tblBorders>
-    </w:tblPr>
-  </w:style>
   <w:style w:type="table" w:default="1" w:styleId="TableNormal">
     <w:name w:val="Normal Table"/>
     <w:uiPriority w:val="99"/>

--- a/examples/cli/visualize/out/edited/clean.docx
+++ b/examples/cli/visualize/out/edited/clean.docx
@@ -12,13 +12,52 @@
     </w:p>
     <w:p>
       <w:r>
-        <w:t xml:space="preserve">This Consulting Agreement (the "Agreement") is made between</w:t>
-      </w:r>
+        <w:t xml:space="preserve">This Consulting Agreement (the "Agreement") is made between Harbor Point Analytics LLC ("Consultant") and Juniper Freight Co. ("Client").</w:t>
+      </w:r>
+    </w:p>
+    <w:p>
+      <w:pPr>
+        <w:pStyle w:val="Heading2"/>
+      </w:pPr>
+      <w:r>
+        <w:t xml:space="preserve">1. Services</w:t>
+      </w:r>
+    </w:p>
+    <w:p>
+      <w:r>
+        <w:t xml:space="preserve">Consultant will deliver the services in each Statement of Work, including </w:t>
+      </w:r>
+      <w:ins w:id="1" w:author="Ann Counsel" w:date="2026-10-01T09:00:00Z">
+        <w:r>
+          <w:t xml:space="preserve">quarterly</w:t>
+        </w:r>
+      </w:ins>
       <w:r>
         <w:t xml:space="preserve"> </w:t>
       </w:r>
-      <w:r>
-        <w:t xml:space="preserve">Harbor Point Analytics LLC ("Consultant") and Juniper Freight Co. ("Client").</w:t>
+      <w:commentRangeStart w:id="3"/>
+      <w:r>
+        <w:t xml:space="preserve">route-cost reports</w:t>
+      </w:r>
+      <w:commentRangeEnd w:id="3"/>
+      <w:r>
+        <w:commentReference w:id="3"/>
+      </w:r>
+      <w:r>
+        <w:t xml:space="preserve"> and a </w:t>
+      </w:r>
+      <w:del w:id="2" w:author="Ann Counsel" w:date="2026-10-01T09:00:00Z">
+        <w:r>
+          <w:delText xml:space="preserve">weekly</w:delText>
+        </w:r>
+      </w:del>
+      <w:ins w:id="3" w:author="Ann Counsel" w:date="2026-10-01T09:00:00Z">
+        <w:r>
+          <w:t xml:space="preserve">monthly</w:t>
+        </w:r>
+      </w:ins>
+      <w:r>
+        <w:t xml:space="preserve"> review call.</w:t>
       </w:r>
     </w:p>
     <w:p>
@@ -26,79 +65,25 @@
         <w:pStyle w:val="Heading2"/>
       </w:pPr>
       <w:r>
-        <w:t xml:space="preserve">1. Services</w:t>
-      </w:r>
-    </w:p>
-    <w:p>
-      <w:r>
-        <w:t xml:space="preserve">Consultant will deliver the services in each Statement of Work,</w:t>
-      </w:r>
-      <w:r>
-        <w:t xml:space="preserve"> </w:t>
-      </w:r>
-      <w:r>
-        <w:t xml:space="preserve">including </w:t>
-      </w:r>
-      <w:ins w:id="1" w:author="Ann Counsel" w:date="2026-10-01T09:00:00Z">
-        <w:r>
-          <w:t xml:space="preserve">quarterly</w:t>
+        <w:t xml:space="preserve">2. Fees</w:t>
+      </w:r>
+    </w:p>
+    <w:p>
+      <w:r>
+        <w:t xml:space="preserve">Client shall pay each invoice within </w:t>
+      </w:r>
+      <w:del w:id="4" w:author="Ann Counsel" w:date="2026-10-01T09:00:00Z">
+        <w:r>
+          <w:delText xml:space="preserve">thirty</w:delText>
+        </w:r>
+      </w:del>
+      <w:ins w:id="5" w:author="Ann Counsel" w:date="2026-10-01T09:00:00Z">
+        <w:r>
+          <w:t xml:space="preserve">forty-five</w:t>
         </w:r>
       </w:ins>
       <w:r>
-        <w:t xml:space="preserve"> </w:t>
-      </w:r>
-      <w:commentRangeStart w:id="3"/>
-      <w:r>
-        <w:t xml:space="preserve">route-cost reports</w:t>
-      </w:r>
-      <w:commentRangeEnd w:id="3"/>
-      <w:r>
-        <w:commentReference w:id="3"/>
-      </w:r>
-      <w:r>
-        <w:t xml:space="preserve"> and a </w:t>
-      </w:r>
-      <w:ins w:id="2" w:author="Ann Counsel" w:date="2026-10-01T09:00:00Z">
-        <w:r>
-          <w:t xml:space="preserve">monthly</w:t>
-        </w:r>
-      </w:ins>
-      <w:del w:id="3" w:author="Ann Counsel" w:date="2026-10-01T09:00:00Z">
-        <w:r>
-          <w:delText xml:space="preserve">weekly</w:delText>
-        </w:r>
-      </w:del>
-      <w:r>
-        <w:t xml:space="preserve"> review call.</w:t>
-      </w:r>
-    </w:p>
-    <w:p>
-      <w:pPr>
-        <w:pStyle w:val="Heading2"/>
-      </w:pPr>
-      <w:r>
-        <w:t xml:space="preserve">2. Fees</w:t>
-      </w:r>
-    </w:p>
-    <w:p>
-      <w:r>
-        <w:t xml:space="preserve">Client shall pay each invoice within </w:t>
-      </w:r>
-      <w:ins w:id="4" w:author="Ann Counsel" w:date="2026-10-01T09:00:00Z">
-        <w:r>
-          <w:t xml:space="preserve">forty-five</w:t>
-        </w:r>
-      </w:ins>
-      <w:del w:id="5" w:author="Ann Counsel" w:date="2026-10-01T09:00:00Z">
-        <w:r>
-          <w:delText xml:space="preserve">thirty</w:delText>
-        </w:r>
-      </w:del>
-      <w:r>
-        <w:t xml:space="preserve"> days of receipt.</w:t>
-      </w:r>
-      <w:r>
-        <w:t xml:space="preserve"> </w:t>
+        <w:t xml:space="preserve"> days of receipt. </w:t>
       </w:r>
       <w:commentRangeStart w:id="0"/>
       <w:commentRangeStart w:id="2"/>
@@ -127,13 +112,7 @@
     </w:p>
     <w:p>
       <w:r>
-        <w:t xml:space="preserve">This Agreement begins on April 1, 2026 and continues until either party ends</w:t>
-      </w:r>
-      <w:r>
-        <w:t xml:space="preserve"> </w:t>
-      </w:r>
-      <w:r>
-        <w:t xml:space="preserve">it with </w:t>
+        <w:t xml:space="preserve">This Agreement begins on April 1, 2026 and continues until either party ends it with </w:t>
       </w:r>
       <w:del w:id="6" w:author="Ann Counsel" w:date="2026-10-01T09:00:00Z">
         <w:r>
@@ -151,6 +130,7 @@
     </w:p>
     <w:tbl>
       <w:tblPr>
+        <w:tblStyle w:val="TableGrid"/>
         <w:tblW w:w="5000" w:type="pct"/>
         <w:tblLook w:val="04A0" w:firstRow="1" w:lastRow="0" w:firstColumn="1" w:lastColumn="0" w:noHBand="0" w:noVBand="1"/>
       </w:tblPr>
@@ -210,16 +190,16 @@
             <w:tcW w:w="3120" w:type="dxa"/>
           </w:tcPr>
           <w:p>
-            <w:ins w:id="8" w:author="Ann Counsel" w:date="2026-10-01T09:00:00Z">
+            <w:del w:id="8" w:author="Ann Counsel" w:date="2026-10-01T09:00:00Z">
+              <w:r>
+                <w:delText xml:space="preserve">Day 10</w:delText>
+              </w:r>
+            </w:del>
+            <w:ins w:id="9" w:author="Ann Counsel" w:date="2026-10-01T09:00:00Z">
               <w:r>
                 <w:t xml:space="preserve">Day 15</w:t>
               </w:r>
             </w:ins>
-            <w:del w:id="9" w:author="Ann Counsel" w:date="2026-10-01T09:00:00Z">
-              <w:r>
-                <w:delText xml:space="preserve">Day 10</w:delText>
-              </w:r>
-            </w:del>
           </w:p>
         </w:tc>
         <w:tc>
@@ -474,6 +454,24 @@
     <w:name w:val="Normal"/>
     <w:qFormat/>
   </w:style>
+  <w:style w:type="table" w:styleId="TableGrid">
+    <w:name w:val="Table Grid"/>
+    <w:basedOn w:val="TableNormal"/>
+    <w:uiPriority w:val="39"/>
+    <w:pPr>
+      <w:spacing w:after="0" w:line="240" w:lineRule="auto"/>
+    </w:pPr>
+    <w:tblPr>
+      <w:tblBorders>
+        <w:top w:val="single" w:sz="4" w:space="0" w:color="auto"/>
+        <w:left w:val="single" w:sz="4" w:space="0" w:color="auto"/>
+        <w:bottom w:val="single" w:sz="4" w:space="0" w:color="auto"/>
+        <w:right w:val="single" w:sz="4" w:space="0" w:color="auto"/>
+        <w:insideH w:val="single" w:sz="4" w:space="0" w:color="auto"/>
+        <w:insideV w:val="single" w:sz="4" w:space="0" w:color="auto"/>
+      </w:tblBorders>
+    </w:tblPr>
+  </w:style>
   <w:style w:type="table" w:default="1" w:styleId="TableNormal">
     <w:name w:val="Normal Table"/>
     <w:uiPriority w:val="99"/>

--- a/examples/cli/visualize/out/edited/clean.docx
+++ b/examples/cli/visualize/out/edited/clean.docx
@@ -12,7 +12,13 @@
     </w:p>
     <w:p>
       <w:r>
-        <w:t xml:space="preserve">This Consulting Agreement (the "Agreement") is made between Harbor Point Analytics LLC ("Consultant") and Juniper Freight Co. ("Client").</w:t>
+        <w:t xml:space="preserve">This Consulting Agreement (the "Agreement") is made between</w:t>
+      </w:r>
+      <w:r>
+        <w:t xml:space="preserve"> </w:t>
+      </w:r>
+      <w:r>
+        <w:t xml:space="preserve">Harbor Point Analytics LLC ("Consultant") and Juniper Freight Co. ("Client").</w:t>
       </w:r>
     </w:p>
     <w:p>
@@ -25,7 +31,13 @@
     </w:p>
     <w:p>
       <w:r>
-        <w:t xml:space="preserve">Consultant will deliver the services in each Statement of Work, including </w:t>
+        <w:t xml:space="preserve">Consultant will deliver the services in each Statement of Work,</w:t>
+      </w:r>
+      <w:r>
+        <w:t xml:space="preserve"> </w:t>
+      </w:r>
+      <w:r>
+        <w:t xml:space="preserve">including </w:t>
       </w:r>
       <w:ins w:id="1" w:author="Ann Counsel" w:date="2026-10-01T09:00:00Z">
         <w:r>
@@ -46,44 +58,47 @@
       <w:r>
         <w:t xml:space="preserve"> and a </w:t>
       </w:r>
-      <w:del w:id="2" w:author="Ann Counsel" w:date="2026-10-01T09:00:00Z">
+      <w:ins w:id="2" w:author="Ann Counsel" w:date="2026-10-01T09:00:00Z">
+        <w:r>
+          <w:t xml:space="preserve">monthly</w:t>
+        </w:r>
+      </w:ins>
+      <w:del w:id="3" w:author="Ann Counsel" w:date="2026-10-01T09:00:00Z">
         <w:r>
           <w:delText xml:space="preserve">weekly</w:delText>
         </w:r>
       </w:del>
-      <w:ins w:id="3" w:author="Ann Counsel" w:date="2026-10-01T09:00:00Z">
-        <w:r>
-          <w:t xml:space="preserve">monthly</w:t>
+      <w:r>
+        <w:t xml:space="preserve"> review call.</w:t>
+      </w:r>
+    </w:p>
+    <w:p>
+      <w:pPr>
+        <w:pStyle w:val="Heading2"/>
+      </w:pPr>
+      <w:r>
+        <w:t xml:space="preserve">2. Fees</w:t>
+      </w:r>
+    </w:p>
+    <w:p>
+      <w:r>
+        <w:t xml:space="preserve">Client shall pay each invoice within </w:t>
+      </w:r>
+      <w:ins w:id="4" w:author="Ann Counsel" w:date="2026-10-01T09:00:00Z">
+        <w:r>
+          <w:t xml:space="preserve">forty-five</w:t>
         </w:r>
       </w:ins>
-      <w:r>
-        <w:t xml:space="preserve"> review call.</w:t>
-      </w:r>
-    </w:p>
-    <w:p>
-      <w:pPr>
-        <w:pStyle w:val="Heading2"/>
-      </w:pPr>
-      <w:r>
-        <w:t xml:space="preserve">2. Fees</w:t>
-      </w:r>
-    </w:p>
-    <w:p>
-      <w:r>
-        <w:t xml:space="preserve">Client shall pay each invoice within </w:t>
-      </w:r>
-      <w:del w:id="4" w:author="Ann Counsel" w:date="2026-10-01T09:00:00Z">
+      <w:del w:id="5" w:author="Ann Counsel" w:date="2026-10-01T09:00:00Z">
         <w:r>
           <w:delText xml:space="preserve">thirty</w:delText>
         </w:r>
       </w:del>
-      <w:ins w:id="5" w:author="Ann Counsel" w:date="2026-10-01T09:00:00Z">
-        <w:r>
-          <w:t xml:space="preserve">forty-five</w:t>
-        </w:r>
-      </w:ins>
-      <w:r>
-        <w:t xml:space="preserve"> days of receipt. </w:t>
+      <w:r>
+        <w:t xml:space="preserve"> days of receipt.</w:t>
+      </w:r>
+      <w:r>
+        <w:t xml:space="preserve"> </w:t>
       </w:r>
       <w:commentRangeStart w:id="0"/>
       <w:commentRangeStart w:id="2"/>
@@ -112,7 +127,13 @@
     </w:p>
     <w:p>
       <w:r>
-        <w:t xml:space="preserve">This Agreement begins on April 1, 2026 and continues until either party ends it with </w:t>
+        <w:t xml:space="preserve">This Agreement begins on April 1, 2026 and continues until either party ends</w:t>
+      </w:r>
+      <w:r>
+        <w:t xml:space="preserve"> </w:t>
+      </w:r>
+      <w:r>
+        <w:t xml:space="preserve">it with </w:t>
       </w:r>
       <w:del w:id="6" w:author="Ann Counsel" w:date="2026-10-01T09:00:00Z">
         <w:r>
@@ -130,7 +151,6 @@
     </w:p>
     <w:tbl>
       <w:tblPr>
-        <w:tblStyle w:val="TableGrid"/>
         <w:tblW w:w="5000" w:type="pct"/>
         <w:tblLook w:val="04A0" w:firstRow="1" w:lastRow="0" w:firstColumn="1" w:lastColumn="0" w:noHBand="0" w:noVBand="1"/>
       </w:tblPr>
@@ -190,16 +210,16 @@
             <w:tcW w:w="3120" w:type="dxa"/>
           </w:tcPr>
           <w:p>
-            <w:del w:id="8" w:author="Ann Counsel" w:date="2026-10-01T09:00:00Z">
+            <w:ins w:id="8" w:author="Ann Counsel" w:date="2026-10-01T09:00:00Z">
+              <w:r>
+                <w:t xml:space="preserve">Day 15</w:t>
+              </w:r>
+            </w:ins>
+            <w:del w:id="9" w:author="Ann Counsel" w:date="2026-10-01T09:00:00Z">
               <w:r>
                 <w:delText xml:space="preserve">Day 10</w:delText>
               </w:r>
             </w:del>
-            <w:ins w:id="9" w:author="Ann Counsel" w:date="2026-10-01T09:00:00Z">
-              <w:r>
-                <w:t xml:space="preserve">Day 15</w:t>
-              </w:r>
-            </w:ins>
           </w:p>
         </w:tc>
         <w:tc>
@@ -454,24 +474,6 @@
     <w:name w:val="Normal"/>
     <w:qFormat/>
   </w:style>
-  <w:style w:type="table" w:styleId="TableGrid">
-    <w:name w:val="Table Grid"/>
-    <w:basedOn w:val="TableNormal"/>
-    <w:uiPriority w:val="39"/>
-    <w:pPr>
-      <w:spacing w:after="0" w:line="240" w:lineRule="auto"/>
-    </w:pPr>
-    <w:tblPr>
-      <w:tblBorders>
-        <w:top w:val="single" w:sz="4" w:space="0" w:color="auto"/>
-        <w:left w:val="single" w:sz="4" w:space="0" w:color="auto"/>
-        <w:bottom w:val="single" w:sz="4" w:space="0" w:color="auto"/>
-        <w:right w:val="single" w:sz="4" w:space="0" w:color="auto"/>
-        <w:insideH w:val="single" w:sz="4" w:space="0" w:color="auto"/>
-        <w:insideV w:val="single" w:sz="4" w:space="0" w:color="auto"/>
-      </w:tblBorders>
-    </w:tblPr>
-  </w:style>
   <w:style w:type="table" w:default="1" w:styleId="TableNormal">
     <w:name w:val="Normal Table"/>
     <w:uiPriority w:val="99"/>
